--- a/docs/combinado-do-projeto.docx
+++ b/docs/combinado-do-projeto.docx
@@ -761,7 +761,7 @@
           <w:color w:val="12305B"/>
           <w:sz w:val="22"/>
         </w:rPr>
-        <w:t>Os Correios exigem remetente real, então o seu endereço em Vila Valqueire vai impresso em toda etiqueta que sair. Quem compra consegue ver.</w:t>
+        <w:t>Os Correios exigem remetente real, então o seu endereço vai impresso em toda etiqueta que sair. Quem compra consegue ver.</w:t>
       </w:r>
     </w:p>
     <w:p>
